--- a/dosyalar/bep/arapca-5-sinif-bep-izleme-formlar.docx
+++ b/dosyalar/bep/arapca-5-sinif-bep-izleme-formlar.docx
@@ -81,7 +81,7 @@
                 <w:sz w:val="18"/>
                 <w:szCs w:val="18"/>
               </w:rPr>
-              <w:t xml:space="preserve">2026-2027 · Arapça Dersi · 5. Sınıf · 2025 Arapça Dersi Öğretim Programı (5-8. sınıflar)</w:t>
+              <w:t xml:space="preserve">2026-2027 · Arapça Dersi · 5. Sınıf · Arapça Dersi Öğretim Programı (5-8. sınıflar)</w:t>
             </w:r>
           </w:p>
         </w:tc>
